--- a/Files/02 - Shemos/05 - Yisro/5784/Yisro 5784.docx
+++ b/Files/02 - Shemos/05 - Yisro/5784/Yisro 5784.docx
@@ -2160,7 +2160,7 @@
         <w:rPr>
           <w:rFonts w:ascii="Times New Roman" w:hAnsi="Times New Roman" w:cs="Times New Roman"/>
         </w:rPr>
-        <w:t xml:space="preserve"> argued that Man, inherently driven by a strong</w:t>
+        <w:t xml:space="preserve"> argued that Man, inherently driven by a strong </w:t>
       </w:r>
       <w:r>
         <w:rPr>
@@ -2824,7 +2824,7 @@
         <w:rPr>
           <w:rFonts w:ascii="Times New Roman" w:hAnsi="Times New Roman" w:cs="Times New Roman"/>
         </w:rPr>
-        <w:t xml:space="preserve"> in</w:t>
+        <w:t xml:space="preserve"> in </w:t>
       </w:r>
       <w:r>
         <w:rPr>

--- a/Files/02 - Shemos/05 - Yisro/5784/Yisro 5784.docx
+++ b/Files/02 - Shemos/05 - Yisro/5784/Yisro 5784.docx
@@ -127,7 +127,7 @@
           <w:rFonts w:ascii="Times New Roman" w:hAnsi="Times New Roman" w:cs="Times New Roman"/>
           <w:rtl/>
         </w:rPr>
-        <w:t>"</w:t>
+        <w:t>״</w:t>
       </w:r>
       <w:r>
         <w:rPr>
@@ -709,7 +709,7 @@
           <w:rFonts w:ascii="Times New Roman" w:hAnsi="Times New Roman" w:cs="Times New Roman"/>
           <w:rtl/>
         </w:rPr>
-        <w:t>"</w:t>
+        <w:t>״</w:t>
       </w:r>
       <w:r>
         <w:rPr>
@@ -881,7 +881,7 @@
           <w:rFonts w:ascii="Times New Roman" w:hAnsi="Times New Roman" w:cs="Times New Roman"/>
           <w:rtl/>
         </w:rPr>
-        <w:t>"</w:t>
+        <w:t>״</w:t>
       </w:r>
       <w:r>
         <w:rPr>
@@ -2602,7 +2602,7 @@
           <w:rFonts w:ascii="Times New Roman" w:hAnsi="Times New Roman" w:cs="Times New Roman"/>
           <w:rtl/>
         </w:rPr>
-        <w:t>"</w:t>
+        <w:t>״</w:t>
       </w:r>
       <w:r>
         <w:rPr>
